--- a/Fiche_Thibault_Duchene_2026-2027.docx
+++ b/Fiche_Thibault_Duchene_2026-2027.docx
@@ -614,7 +614,7 @@
                 <w:sz w:val="16"/>
                 <w:szCs w:val="16"/>
               </w:rPr>
-              <w:t xml:space="preserve">   2012 · 14.5</w:t>
+              <w:t xml:space="preserve">   2012 · 14.6</w:t>
             </w:r>
           </w:p>
         </w:tc>
@@ -2221,7 +2221,7 @@
                 <w:sz w:val="19"/>
                 <w:szCs w:val="19"/>
               </w:rPr>
-              <w:t xml:space="preserve">5 cours   ·   5 h   ·   8 élèves</w:t>
+              <w:t xml:space="preserve">5 cours   ·   5 h   ·   10 élèves</w:t>
             </w:r>
           </w:p>
         </w:tc>
@@ -2656,7 +2656,7 @@
                 <w:sz w:val="19"/>
                 <w:szCs w:val="19"/>
               </w:rPr>
-              <w:t xml:space="preserve">GENTCHEV Martin</w:t>
+              <w:t xml:space="preserve">BONNET Guillaume</w:t>
             </w:r>
             <w:r>
               <w:rPr>
@@ -2665,7 +2665,7 @@
                 <w:sz w:val="16"/>
                 <w:szCs w:val="16"/>
               </w:rPr>
-              <w:t xml:space="preserve">   2012 · 14.5</w:t>
+              <w:t xml:space="preserve">   1994 · 32.4</w:t>
             </w:r>
           </w:p>
         </w:tc>
@@ -2697,7 +2697,7 @@
                 <w:sz w:val="17"/>
                 <w:szCs w:val="17"/>
               </w:rPr>
-              <w:t xml:space="preserve">03.  </w:t>
+              <w:t xml:space="preserve">04.  </w:t>
             </w:r>
             <w:r>
               <w:rPr>
@@ -2715,7 +2715,7 @@
                 <w:sz w:val="16"/>
                 <w:szCs w:val="16"/>
               </w:rPr>
-              <w:t xml:space="preserve">   2011 · 15.4</w:t>
+              <w:t xml:space="preserve">   2011 · 15.5</w:t>
             </w:r>
           </w:p>
         </w:tc>
@@ -2761,7 +2761,7 @@
                 <w:sz w:val="19"/>
                 <w:szCs w:val="19"/>
               </w:rPr>
-              <w:t xml:space="preserve">MIOT Adrien</w:t>
+              <w:t xml:space="preserve">GENTCHEV Martin</w:t>
             </w:r>
             <w:r>
               <w:rPr>
@@ -2770,7 +2770,7 @@
                 <w:sz w:val="16"/>
                 <w:szCs w:val="16"/>
               </w:rPr>
-              <w:t xml:space="preserve">   2010 · 16.3</w:t>
+              <w:t xml:space="preserve">   2012 · 14.5</w:t>
             </w:r>
           </w:p>
         </w:tc>
@@ -2802,7 +2802,7 @@
                 <w:sz w:val="17"/>
                 <w:szCs w:val="17"/>
               </w:rPr>
-              <w:t xml:space="preserve">04.  </w:t>
+              <w:t xml:space="preserve">05.  </w:t>
             </w:r>
             <w:r>
               <w:rPr>
@@ -2820,7 +2820,94 @@
                 <w:sz w:val="16"/>
                 <w:szCs w:val="16"/>
               </w:rPr>
-              <w:t xml:space="preserve">   2012 · 14.5</w:t>
+              <w:t xml:space="preserve">   2012 · 14.6</w:t>
+            </w:r>
+          </w:p>
+        </w:tc>
+      </w:tr>
+      <w:tr>
+        <w:trPr>
+          <w:trHeight w:val="317" w:hRule="atLeast"/>
+        </w:trPr>
+        <w:tc>
+          <w:tcPr>
+            <w:tcW w:type="dxa" w:w="4818"/>
+            <w:tcBorders>
+              <w:top w:val="none" w:color="FFFFFF" w:sz="0"/>
+              <w:left w:val="none" w:color="FFFFFF" w:sz="0"/>
+              <w:bottom w:val="none" w:color="FFFFFF" w:sz="0"/>
+              <w:right w:val="none" w:color="FFFFFF" w:sz="0"/>
+            </w:tcBorders>
+            <w:tcMar>
+              <w:top w:type="dxa" w:w="34"/>
+              <w:left w:type="dxa" w:w="226"/>
+              <w:bottom w:type="dxa" w:w="34"/>
+              <w:right w:type="dxa" w:w="113"/>
+            </w:tcMar>
+            <w:vAlign w:val="center"/>
+          </w:tcPr>
+          <w:p>
+            <w:pPr>
+              <w:spacing w:after="0" w:before="0" w:line="220"/>
+            </w:pPr>
+            <w:r>
+              <w:rPr>
+                <w:rFonts w:ascii="Calibri" w:cs="Calibri" w:eastAsia="Calibri" w:hAnsi="Calibri"/>
+                <w:color w:val="AAAAAA"/>
+                <w:sz w:val="17"/>
+                <w:szCs w:val="17"/>
+              </w:rPr>
+              <w:t xml:space="preserve">03.  </w:t>
+            </w:r>
+            <w:r>
+              <w:rPr>
+                <w:rFonts w:ascii="Calibri" w:cs="Calibri" w:eastAsia="Calibri" w:hAnsi="Calibri"/>
+                <w:color w:val="2E2E2E"/>
+                <w:sz w:val="19"/>
+                <w:szCs w:val="19"/>
+              </w:rPr>
+              <w:t xml:space="preserve">MIOT Adrien</w:t>
+            </w:r>
+            <w:r>
+              <w:rPr>
+                <w:rFonts w:ascii="Calibri" w:cs="Calibri" w:eastAsia="Calibri" w:hAnsi="Calibri"/>
+                <w:color w:val="6E6E6E"/>
+                <w:sz w:val="16"/>
+                <w:szCs w:val="16"/>
+              </w:rPr>
+              <w:t xml:space="preserve">   2010 · 16.4</w:t>
+            </w:r>
+          </w:p>
+        </w:tc>
+        <w:tc>
+          <w:tcPr>
+            <w:tcW w:type="dxa" w:w="4818"/>
+            <w:tcBorders>
+              <w:top w:val="none" w:color="FFFFFF" w:sz="0"/>
+              <w:left w:val="none" w:color="FFFFFF" w:sz="0"/>
+              <w:bottom w:val="none" w:color="FFFFFF" w:sz="0"/>
+              <w:right w:val="none" w:color="FFFFFF" w:sz="0"/>
+            </w:tcBorders>
+            <w:tcMar>
+              <w:top w:type="dxa" w:w="34"/>
+              <w:left w:type="dxa" w:w="226"/>
+              <w:bottom w:type="dxa" w:w="34"/>
+              <w:right w:type="dxa" w:w="113"/>
+            </w:tcMar>
+            <w:vAlign w:val="center"/>
+          </w:tcPr>
+          <w:p>
+            <w:pPr>
+              <w:spacing w:after="0" w:before="0" w:line="220"/>
+            </w:pPr>
+            <w:r>
+              <w:rPr>
+                <w:rFonts w:ascii="Calibri" w:cs="Calibri" w:eastAsia="Calibri" w:hAnsi="Calibri"/>
+                <w:color w:val="2E2E2E"/>
+                <w:sz w:val="14"/>
+                <w:szCs w:val="14"/>
+              </w:rPr>
+              <w:t xml:space="preserve"/>
             </w:r>
           </w:p>
         </w:tc>
@@ -2973,7 +3060,7 @@
                 <w:sz w:val="16"/>
                 <w:szCs w:val="16"/>
               </w:rPr>
-              <w:t xml:space="preserve">   1974 · 51.8</w:t>
+              <w:t xml:space="preserve">   1974 · 51.9</w:t>
             </w:r>
           </w:p>
         </w:tc>
@@ -3005,7 +3092,7 @@
                 <w:sz w:val="17"/>
                 <w:szCs w:val="17"/>
               </w:rPr>
-              <w:t xml:space="preserve">03.  </w:t>
+              <w:t xml:space="preserve">04.  </w:t>
             </w:r>
             <w:r>
               <w:rPr>
@@ -3014,7 +3101,7 @@
                 <w:sz w:val="19"/>
                 <w:szCs w:val="19"/>
               </w:rPr>
-              <w:t xml:space="preserve">BULINSKI Jérôme</w:t>
+              <w:t xml:space="preserve">CIRIOLO Emanuele</w:t>
             </w:r>
             <w:r>
               <w:rPr>
@@ -3023,7 +3110,7 @@
                 <w:sz w:val="16"/>
                 <w:szCs w:val="16"/>
               </w:rPr>
-              <w:t xml:space="preserve">   1973 · 53.7</w:t>
+              <w:t xml:space="preserve">   1972 · 53.8</w:t>
             </w:r>
           </w:p>
         </w:tc>
@@ -3110,7 +3197,7 @@
                 <w:sz w:val="17"/>
                 <w:szCs w:val="17"/>
               </w:rPr>
-              <w:t xml:space="preserve">04.  </w:t>
+              <w:t xml:space="preserve">05.  </w:t>
             </w:r>
             <w:r>
               <w:rPr>
@@ -3129,6 +3216,93 @@
                 <w:szCs w:val="16"/>
               </w:rPr>
               <w:t xml:space="preserve">   1974 · 52.3</w:t>
+            </w:r>
+          </w:p>
+        </w:tc>
+      </w:tr>
+      <w:tr>
+        <w:trPr>
+          <w:trHeight w:val="317" w:hRule="atLeast"/>
+        </w:trPr>
+        <w:tc>
+          <w:tcPr>
+            <w:tcW w:type="dxa" w:w="4818"/>
+            <w:tcBorders>
+              <w:top w:val="none" w:color="FFFFFF" w:sz="0"/>
+              <w:left w:val="none" w:color="FFFFFF" w:sz="0"/>
+              <w:bottom w:val="none" w:color="FFFFFF" w:sz="0"/>
+              <w:right w:val="none" w:color="FFFFFF" w:sz="0"/>
+            </w:tcBorders>
+            <w:tcMar>
+              <w:top w:type="dxa" w:w="34"/>
+              <w:left w:type="dxa" w:w="226"/>
+              <w:bottom w:type="dxa" w:w="34"/>
+              <w:right w:type="dxa" w:w="113"/>
+            </w:tcMar>
+            <w:vAlign w:val="center"/>
+          </w:tcPr>
+          <w:p>
+            <w:pPr>
+              <w:spacing w:after="0" w:before="0" w:line="220"/>
+            </w:pPr>
+            <w:r>
+              <w:rPr>
+                <w:rFonts w:ascii="Calibri" w:cs="Calibri" w:eastAsia="Calibri" w:hAnsi="Calibri"/>
+                <w:color w:val="AAAAAA"/>
+                <w:sz w:val="17"/>
+                <w:szCs w:val="17"/>
+              </w:rPr>
+              <w:t xml:space="preserve">03.  </w:t>
+            </w:r>
+            <w:r>
+              <w:rPr>
+                <w:rFonts w:ascii="Calibri" w:cs="Calibri" w:eastAsia="Calibri" w:hAnsi="Calibri"/>
+                <w:color w:val="2E2E2E"/>
+                <w:sz w:val="19"/>
+                <w:szCs w:val="19"/>
+              </w:rPr>
+              <w:t xml:space="preserve">BULINSKI Jérôme</w:t>
+            </w:r>
+            <w:r>
+              <w:rPr>
+                <w:rFonts w:ascii="Calibri" w:cs="Calibri" w:eastAsia="Calibri" w:hAnsi="Calibri"/>
+                <w:color w:val="6E6E6E"/>
+                <w:sz w:val="16"/>
+                <w:szCs w:val="16"/>
+              </w:rPr>
+              <w:t xml:space="preserve">   1973 · 53.7</w:t>
+            </w:r>
+          </w:p>
+        </w:tc>
+        <w:tc>
+          <w:tcPr>
+            <w:tcW w:type="dxa" w:w="4818"/>
+            <w:tcBorders>
+              <w:top w:val="none" w:color="FFFFFF" w:sz="0"/>
+              <w:left w:val="none" w:color="FFFFFF" w:sz="0"/>
+              <w:bottom w:val="none" w:color="FFFFFF" w:sz="0"/>
+              <w:right w:val="none" w:color="FFFFFF" w:sz="0"/>
+            </w:tcBorders>
+            <w:tcMar>
+              <w:top w:type="dxa" w:w="34"/>
+              <w:left w:type="dxa" w:w="226"/>
+              <w:bottom w:type="dxa" w:w="34"/>
+              <w:right w:type="dxa" w:w="113"/>
+            </w:tcMar>
+            <w:vAlign w:val="center"/>
+          </w:tcPr>
+          <w:p>
+            <w:pPr>
+              <w:spacing w:after="0" w:before="0" w:line="220"/>
+            </w:pPr>
+            <w:r>
+              <w:rPr>
+                <w:rFonts w:ascii="Calibri" w:cs="Calibri" w:eastAsia="Calibri" w:hAnsi="Calibri"/>
+                <w:color w:val="2E2E2E"/>
+                <w:sz w:val="14"/>
+                <w:szCs w:val="14"/>
+              </w:rPr>
+              <w:t xml:space="preserve"/>
             </w:r>
           </w:p>
         </w:tc>
